--- a/古文今讀26-30.docx
+++ b/古文今讀26-30.docx
@@ -1613,7 +1613,7 @@
               <w:rPr>
                 <w:rFonts w:ascii="DFKai-SB" w:cs="DFKai-SB" w:eastAsia="DFKai-SB" w:hAnsi="DFKai-SB"/>
               </w:rPr>
-              <w:t xml:space="preserve">署　ㄕㄨˋ，題寫、簽寫</w:t>
+              <w:t xml:space="preserve">署　ㄕㄨˋ，題寫、簽寫（動詞）</w:t>
             </w:r>
           </w:p>
         </w:tc>
@@ -1686,7 +1686,7 @@
               <w:rPr>
                 <w:rFonts w:ascii="DFKai-SB" w:cs="DFKai-SB" w:eastAsia="DFKai-SB" w:hAnsi="DFKai-SB"/>
               </w:rPr>
-              <w:t xml:space="preserve">署　ㄕㄨˇ，官吏辦公的地方（複習用法）</w:t>
+              <w:t xml:space="preserve">署　ㄕㄨˇ，官吏辦公的地方（名詞，複習用法）</w:t>
             </w:r>
           </w:p>
         </w:tc>
@@ -1709,7 +1709,7 @@
               <w:rPr>
                 <w:rFonts w:ascii="DFKai-SB" w:cs="DFKai-SB" w:eastAsia="DFKai-SB" w:hAnsi="DFKai-SB"/>
               </w:rPr>
-              <w:t xml:space="preserve">如：「官署」「公署」；另有「部署」「簽署」讀ㄕㄨˋ</w:t>
+              <w:t xml:space="preserve">如：「官署」「公署」，音ㄕㄨˇ，名詞</w:t>
             </w:r>
             <w:r>
               <w:rPr>
@@ -1721,6 +1721,26 @@
               <w:t xml:space="preserve">（補充）</w:t>
             </w:r>
           </w:p>
+          <w:p>
+            <w:pPr>
+              <w:spacing w:after="40"/>
+            </w:pPr>
+            <w:r>
+              <w:rPr>
+                <w:rFonts w:ascii="DFKai-SB" w:cs="DFKai-SB" w:eastAsia="DFKai-SB" w:hAnsi="DFKai-SB"/>
+              </w:rPr>
+              <w:t xml:space="preserve">「部署」＝安排（動詞）；「簽署」「署名」＝簽寫、題寫（動詞），皆讀ㄕㄨˋ</w:t>
+            </w:r>
+            <w:r>
+              <w:rPr>
+                <w:rFonts w:ascii="DFKai-SB" w:cs="DFKai-SB" w:eastAsia="DFKai-SB" w:hAnsi="DFKai-SB"/>
+                <w:color w:val="6B7280"/>
+                <w:sz w:val="16"/>
+                <w:szCs w:val="16"/>
+              </w:rPr>
+              <w:t xml:space="preserve">（補充）</w:t>
+            </w:r>
+          </w:p>
         </w:tc>
       </w:tr>
       <w:tr>
@@ -1744,7 +1764,7 @@
               <w:rPr>
                 <w:rFonts w:ascii="DFKai-SB" w:cs="DFKai-SB" w:eastAsia="DFKai-SB" w:hAnsi="DFKai-SB"/>
               </w:rPr>
-              <w:t xml:space="preserve">翟　ㄉㄧˊ，姓氏</w:t>
+              <w:t xml:space="preserve">翟　ㄓㄞˊ，姓氏</w:t>
             </w:r>
           </w:p>
         </w:tc>
@@ -1791,7 +1811,65 @@
                 <w:sz w:val="16"/>
                 <w:szCs w:val="16"/>
               </w:rPr>
-              <w:t xml:space="preserve">（第27課，原文，翟：姓氏，讀ㄉㄧˊ）</w:t>
+              <w:t xml:space="preserve">（第27課，原文，翟：姓氏，讀ㄓㄞˊ）</w:t>
+            </w:r>
+          </w:p>
+        </w:tc>
+      </w:tr>
+      <w:tr>
+        <w:tc>
+          <w:tcPr>
+            <w:tcW w:type="dxa" w:w="2600"/>
+            <w:tcBorders>
+              <w:top w:val="single" w:color="A6A6A6" w:sz="4"/>
+              <w:left w:val="single" w:color="A6A6A6" w:sz="4"/>
+              <w:bottom w:val="single" w:color="A6A6A6" w:sz="4"/>
+              <w:right w:val="single" w:color="A6A6A6" w:sz="4"/>
+            </w:tcBorders>
+            <w:shd w:fill="F7F7F7" w:val="clear"/>
+            <w:vAlign w:val="center"/>
+          </w:tcPr>
+          <w:p>
+            <w:pPr>
+              <w:jc w:val="center"/>
+            </w:pPr>
+            <w:r>
+              <w:rPr>
+                <w:rFonts w:ascii="DFKai-SB" w:cs="DFKai-SB" w:eastAsia="DFKai-SB" w:hAnsi="DFKai-SB"/>
+              </w:rPr>
+              <w:t xml:space="preserve">翟　ㄉㄧˊ，一般名詞（如雉雞、羽毛，非姓氏時的讀音）</w:t>
+            </w:r>
+          </w:p>
+        </w:tc>
+        <w:tc>
+          <w:tcPr>
+            <w:tcW w:type="dxa" w:w="6800"/>
+            <w:tcBorders>
+              <w:top w:val="single" w:color="A6A6A6" w:sz="4"/>
+              <w:left w:val="single" w:color="A6A6A6" w:sz="4"/>
+              <w:bottom w:val="single" w:color="A6A6A6" w:sz="4"/>
+              <w:right w:val="single" w:color="A6A6A6" w:sz="4"/>
+            </w:tcBorders>
+            <w:vAlign w:val="center"/>
+          </w:tcPr>
+          <w:p>
+            <w:pPr>
+              <w:spacing w:after="40"/>
+            </w:pPr>
+            <w:r>
+              <w:rPr>
+                <w:rFonts w:ascii="DFKai-SB" w:cs="DFKai-SB" w:eastAsia="DFKai-SB" w:hAnsi="DFKai-SB"/>
+              </w:rPr>
+              <w:t xml:space="preserve">翟（ㄓㄞˊ，姓氏）／翟（ㄉㄧˊ，一般名詞）：同一字，依詞性判斷讀音</w:t>
+            </w:r>
+            <w:r>
+              <w:rPr>
+                <w:rFonts w:ascii="DFKai-SB" w:cs="DFKai-SB" w:eastAsia="DFKai-SB" w:hAnsi="DFKai-SB"/>
+                <w:color w:val="6B7280"/>
+                <w:sz w:val="16"/>
+                <w:szCs w:val="16"/>
+              </w:rPr>
+              <w:t xml:space="preserve">（補充）</w:t>
             </w:r>
           </w:p>
         </w:tc>
@@ -1812,7 +1890,7 @@
           <w:sz w:val="19"/>
           <w:szCs w:val="19"/>
         </w:rPr>
-        <w:t xml:space="preserve">署、翟都是多音字：署讀ㄕㄨˇ指辦公處所，讀ㄕㄨˋ指題寫、布置；翟作姓氏讀ㄉㄧˊ，作一般名詞（雉雞）讀ㄉㄧˊ亦可，須依詞性與語境判斷讀音。</w:t>
+        <w:t xml:space="preserve">署、翟都是多音字：署讀ㄕㄨˇ（名詞）指辦公處所，讀ㄕㄨˋ（動詞）指題寫、布置；翟作姓氏讀ㄓㄞˊ（如翟公），作一般名詞（如雉雞、羽毛）則讀ㄉㄧˊ，須依詞性與語境判斷讀音。</w:t>
       </w:r>
     </w:p>
     <w:p>
@@ -4835,7 +4913,7 @@
               <w:rPr>
                 <w:rFonts w:ascii="DFKai-SB" w:cs="DFKai-SB" w:eastAsia="DFKai-SB" w:hAnsi="DFKai-SB"/>
               </w:rPr>
-              <w:t xml:space="preserve">ㄉㄧˊ</w:t>
+              <w:t xml:space="preserve">ㄓㄞˊ</w:t>
             </w:r>
           </w:p>
         </w:tc>
@@ -7793,7 +7871,7 @@
                 <w:bCs/>
                 <w:color w:val="C00000"/>
               </w:rPr>
-              <w:t xml:space="preserve">B</w:t>
+              <w:t xml:space="preserve">A</w:t>
             </w:r>
           </w:p>
         </w:tc>
@@ -7813,7 +7891,7 @@
               <w:rPr>
                 <w:rFonts w:ascii="DFKai-SB" w:cs="DFKai-SB" w:eastAsia="DFKai-SB" w:hAnsi="DFKai-SB"/>
               </w:rPr>
-              <w:t xml:space="preserve">翟：作姓氏讀ㄉㄧˊ，翟公即本文的主角。</w:t>
+              <w:t xml:space="preserve">翟：作姓氏讀ㄓㄞˊ，翟公即本文的主角；若作一般名詞（如雉雞、羽毛）則讀ㄉㄧˊ。</w:t>
             </w:r>
           </w:p>
         </w:tc>

--- a/古文今讀26-30.docx
+++ b/古文今讀26-30.docx
@@ -819,7 +819,7 @@
                 <w:sz w:val="16"/>
                 <w:szCs w:val="16"/>
               </w:rPr>
-              <w:t xml:space="preserve">（第29課，原文，表：做標記）</w:t>
+              <w:t xml:space="preserve">（第29課，原文，表：做標記，動詞）</w:t>
             </w:r>
           </w:p>
         </w:tc>
@@ -845,7 +845,7 @@
               <w:rPr>
                 <w:rFonts w:ascii="DFKai-SB" w:cs="DFKai-SB" w:eastAsia="DFKai-SB" w:hAnsi="DFKai-SB"/>
               </w:rPr>
-              <w:t xml:space="preserve">依照、沿著</w:t>
+              <w:t xml:space="preserve">依照、沿著（動詞）</w:t>
             </w:r>
           </w:p>
         </w:tc>
@@ -892,7 +892,7 @@
                 <w:sz w:val="16"/>
                 <w:szCs w:val="16"/>
               </w:rPr>
-              <w:t xml:space="preserve">（第29課，原文）</w:t>
+              <w:t xml:space="preserve">（第29課，原文，動詞）</w:t>
             </w:r>
           </w:p>
         </w:tc>
@@ -918,7 +918,7 @@
               <w:rPr>
                 <w:rFonts w:ascii="DFKai-SB" w:cs="DFKai-SB" w:eastAsia="DFKai-SB" w:hAnsi="DFKai-SB"/>
               </w:rPr>
-              <w:t xml:space="preserve">仍然、還是（常作「尚猶」）</w:t>
+              <w:t xml:space="preserve">仍然、還是（常作「尚猶」，副詞）</w:t>
             </w:r>
           </w:p>
         </w:tc>
@@ -965,7 +965,7 @@
                 <w:sz w:val="16"/>
                 <w:szCs w:val="16"/>
               </w:rPr>
-              <w:t xml:space="preserve">（第29課，原文）</w:t>
+              <w:t xml:space="preserve">（第29課，原文，副詞）</w:t>
             </w:r>
           </w:p>
         </w:tc>

--- a/古文今讀26-30.docx
+++ b/古文今讀26-30.docx
@@ -1663,44 +1663,6 @@
               <w:t xml:space="preserve">（第27課，原文，署：題寫）</w:t>
             </w:r>
           </w:p>
-        </w:tc>
-      </w:tr>
-      <w:tr>
-        <w:tc>
-          <w:tcPr>
-            <w:tcW w:type="dxa" w:w="2600"/>
-            <w:tcBorders>
-              <w:top w:val="single" w:color="A6A6A6" w:sz="4"/>
-              <w:left w:val="single" w:color="A6A6A6" w:sz="4"/>
-              <w:bottom w:val="single" w:color="A6A6A6" w:sz="4"/>
-              <w:right w:val="single" w:color="A6A6A6" w:sz="4"/>
-            </w:tcBorders>
-            <w:shd w:fill="F7F7F7" w:val="clear"/>
-            <w:vAlign w:val="center"/>
-          </w:tcPr>
-          <w:p>
-            <w:pPr>
-              <w:jc w:val="center"/>
-            </w:pPr>
-            <w:r>
-              <w:rPr>
-                <w:rFonts w:ascii="DFKai-SB" w:cs="DFKai-SB" w:eastAsia="DFKai-SB" w:hAnsi="DFKai-SB"/>
-              </w:rPr>
-              <w:t xml:space="preserve">署　ㄕㄨˇ，官吏辦公的地方（名詞，複習用法）</w:t>
-            </w:r>
-          </w:p>
-        </w:tc>
-        <w:tc>
-          <w:tcPr>
-            <w:tcW w:type="dxa" w:w="6800"/>
-            <w:tcBorders>
-              <w:top w:val="single" w:color="A6A6A6" w:sz="4"/>
-              <w:left w:val="single" w:color="A6A6A6" w:sz="4"/>
-              <w:bottom w:val="single" w:color="A6A6A6" w:sz="4"/>
-              <w:right w:val="single" w:color="A6A6A6" w:sz="4"/>
-            </w:tcBorders>
-            <w:vAlign w:val="center"/>
-          </w:tcPr>
           <w:p>
             <w:pPr>
               <w:spacing w:after="40"/>
@@ -1709,7 +1671,7 @@
               <w:rPr>
                 <w:rFonts w:ascii="DFKai-SB" w:cs="DFKai-SB" w:eastAsia="DFKai-SB" w:hAnsi="DFKai-SB"/>
               </w:rPr>
-              <w:t xml:space="preserve">如：「官署」「公署」，音ㄕㄨˇ，名詞</w:t>
+              <w:t xml:space="preserve">「部署」＝安排（動詞）；「簽署」「署名」＝簽寫、題寫（動詞），皆讀ㄕㄨˋ</w:t>
             </w:r>
             <w:r>
               <w:rPr>
@@ -1721,6 +1683,44 @@
               <w:t xml:space="preserve">（補充）</w:t>
             </w:r>
           </w:p>
+        </w:tc>
+      </w:tr>
+      <w:tr>
+        <w:tc>
+          <w:tcPr>
+            <w:tcW w:type="dxa" w:w="2600"/>
+            <w:tcBorders>
+              <w:top w:val="single" w:color="A6A6A6" w:sz="4"/>
+              <w:left w:val="single" w:color="A6A6A6" w:sz="4"/>
+              <w:bottom w:val="single" w:color="A6A6A6" w:sz="4"/>
+              <w:right w:val="single" w:color="A6A6A6" w:sz="4"/>
+            </w:tcBorders>
+            <w:shd w:fill="F7F7F7" w:val="clear"/>
+            <w:vAlign w:val="center"/>
+          </w:tcPr>
+          <w:p>
+            <w:pPr>
+              <w:jc w:val="center"/>
+            </w:pPr>
+            <w:r>
+              <w:rPr>
+                <w:rFonts w:ascii="DFKai-SB" w:cs="DFKai-SB" w:eastAsia="DFKai-SB" w:hAnsi="DFKai-SB"/>
+              </w:rPr>
+              <w:t xml:space="preserve">署　ㄕㄨˇ，官吏辦公的地方（名詞，複習用法）</w:t>
+            </w:r>
+          </w:p>
+        </w:tc>
+        <w:tc>
+          <w:tcPr>
+            <w:tcW w:type="dxa" w:w="6800"/>
+            <w:tcBorders>
+              <w:top w:val="single" w:color="A6A6A6" w:sz="4"/>
+              <w:left w:val="single" w:color="A6A6A6" w:sz="4"/>
+              <w:bottom w:val="single" w:color="A6A6A6" w:sz="4"/>
+              <w:right w:val="single" w:color="A6A6A6" w:sz="4"/>
+            </w:tcBorders>
+            <w:vAlign w:val="center"/>
+          </w:tcPr>
           <w:p>
             <w:pPr>
               <w:spacing w:after="40"/>
@@ -1729,7 +1729,7 @@
               <w:rPr>
                 <w:rFonts w:ascii="DFKai-SB" w:cs="DFKai-SB" w:eastAsia="DFKai-SB" w:hAnsi="DFKai-SB"/>
               </w:rPr>
-              <w:t xml:space="preserve">「部署」＝安排（動詞）；「簽署」「署名」＝簽寫、題寫（動詞），皆讀ㄕㄨˋ</w:t>
+              <w:t xml:space="preserve">如：「官署」「公署」，音ㄕㄨˇ，名詞</w:t>
             </w:r>
             <w:r>
               <w:rPr>
